--- a/tillsyn/A 30000-2026 tillsynsbegäran.docx
+++ b/tillsyn/A 30000-2026 tillsynsbegäran.docx
@@ -247,7 +247,7 @@
     <w:r>
       <w:tab/>
       <w:tab/>
-      <w:t>2026-07-13</w:t>
+      <w:t>2026-07-14</w:t>
       <w:br/>
       <w:br/>
     </w:r>

--- a/tillsyn/A 30000-2026 tillsynsbegäran.docx
+++ b/tillsyn/A 30000-2026 tillsynsbegäran.docx
@@ -247,7 +247,7 @@
     <w:r>
       <w:tab/>
       <w:tab/>
-      <w:t>2026-07-14</w:t>
+      <w:t>2026-07-15</w:t>
       <w:br/>
       <w:br/>
     </w:r>

--- a/tillsyn/A 30000-2026 tillsynsbegäran.docx
+++ b/tillsyn/A 30000-2026 tillsynsbegäran.docx
@@ -247,7 +247,7 @@
     <w:r>
       <w:tab/>
       <w:tab/>
-      <w:t>2026-07-15</w:t>
+      <w:t>2026-07-16</w:t>
       <w:br/>
       <w:br/>
     </w:r>

--- a/tillsyn/A 30000-2026 tillsynsbegäran.docx
+++ b/tillsyn/A 30000-2026 tillsynsbegäran.docx
@@ -247,7 +247,7 @@
     <w:r>
       <w:tab/>
       <w:tab/>
-      <w:t>2026-07-16</w:t>
+      <w:t>2026-07-17</w:t>
       <w:br/>
       <w:br/>
     </w:r>

--- a/tillsyn/A 30000-2026 tillsynsbegäran.docx
+++ b/tillsyn/A 30000-2026 tillsynsbegäran.docx
@@ -247,7 +247,7 @@
     <w:r>
       <w:tab/>
       <w:tab/>
-      <w:t>2026-07-17</w:t>
+      <w:t>2026-07-18</w:t>
       <w:br/>
       <w:br/>
     </w:r>

--- a/tillsyn/A 30000-2026 tillsynsbegäran.docx
+++ b/tillsyn/A 30000-2026 tillsynsbegäran.docx
@@ -247,7 +247,7 @@
     <w:r>
       <w:tab/>
       <w:tab/>
-      <w:t>2026-07-18</w:t>
+      <w:t>2026-07-19</w:t>
       <w:br/>
       <w:br/>
     </w:r>

--- a/tillsyn/A 30000-2026 tillsynsbegäran.docx
+++ b/tillsyn/A 30000-2026 tillsynsbegäran.docx
@@ -247,7 +247,7 @@
     <w:r>
       <w:tab/>
       <w:tab/>
-      <w:t>2026-07-19</w:t>
+      <w:t>2026-07-20</w:t>
       <w:br/>
       <w:br/>
     </w:r>

--- a/tillsyn/A 30000-2026 tillsynsbegäran.docx
+++ b/tillsyn/A 30000-2026 tillsynsbegäran.docx
@@ -247,7 +247,7 @@
     <w:r>
       <w:tab/>
       <w:tab/>
-      <w:t>2026-07-20</w:t>
+      <w:t>2026-07-21</w:t>
       <w:br/>
       <w:br/>
     </w:r>

--- a/tillsyn/A 30000-2026 tillsynsbegäran.docx
+++ b/tillsyn/A 30000-2026 tillsynsbegäran.docx
@@ -247,7 +247,7 @@
     <w:r>
       <w:tab/>
       <w:tab/>
-      <w:t>2026-07-21</w:t>
+      <w:t>2026-07-22</w:t>
       <w:br/>
       <w:br/>
     </w:r>

--- a/tillsyn/A 30000-2026 tillsynsbegäran.docx
+++ b/tillsyn/A 30000-2026 tillsynsbegäran.docx
@@ -247,7 +247,7 @@
     <w:r>
       <w:tab/>
       <w:tab/>
-      <w:t>2026-07-22</w:t>
+      <w:t>2026-07-23</w:t>
       <w:br/>
       <w:br/>
     </w:r>

--- a/tillsyn/A 30000-2026 tillsynsbegäran.docx
+++ b/tillsyn/A 30000-2026 tillsynsbegäran.docx
@@ -247,7 +247,7 @@
     <w:r>
       <w:tab/>
       <w:tab/>
-      <w:t>2026-07-23</w:t>
+      <w:t>2026-07-24</w:t>
       <w:br/>
       <w:br/>
     </w:r>

--- a/tillsyn/A 30000-2026 tillsynsbegäran.docx
+++ b/tillsyn/A 30000-2026 tillsynsbegäran.docx
@@ -247,7 +247,7 @@
     <w:r>
       <w:tab/>
       <w:tab/>
-      <w:t>2026-07-24</w:t>
+      <w:t>2026-07-25</w:t>
       <w:br/>
       <w:br/>
     </w:r>

--- a/tillsyn/A 30000-2026 tillsynsbegäran.docx
+++ b/tillsyn/A 30000-2026 tillsynsbegäran.docx
@@ -247,7 +247,7 @@
     <w:r>
       <w:tab/>
       <w:tab/>
-      <w:t>2026-07-25</w:t>
+      <w:t>2026-07-26</w:t>
       <w:br/>
       <w:br/>
     </w:r>

--- a/tillsyn/A 30000-2026 tillsynsbegäran.docx
+++ b/tillsyn/A 30000-2026 tillsynsbegäran.docx
@@ -247,7 +247,7 @@
     <w:r>
       <w:tab/>
       <w:tab/>
-      <w:t>2026-07-26</w:t>
+      <w:t>2026-07-27</w:t>
       <w:br/>
       <w:br/>
     </w:r>

--- a/tillsyn/A 30000-2026 tillsynsbegäran.docx
+++ b/tillsyn/A 30000-2026 tillsynsbegäran.docx
@@ -247,7 +247,7 @@
     <w:r>
       <w:tab/>
       <w:tab/>
-      <w:t>2026-07-27</w:t>
+      <w:t>2026-07-28</w:t>
       <w:br/>
       <w:br/>
     </w:r>

--- a/tillsyn/A 30000-2026 tillsynsbegäran.docx
+++ b/tillsyn/A 30000-2026 tillsynsbegäran.docx
@@ -247,7 +247,7 @@
     <w:r>
       <w:tab/>
       <w:tab/>
-      <w:t>2026-07-28</w:t>
+      <w:t>2026-07-29</w:t>
       <w:br/>
       <w:br/>
     </w:r>

--- a/tillsyn/A 30000-2026 tillsynsbegäran.docx
+++ b/tillsyn/A 30000-2026 tillsynsbegäran.docx
@@ -247,7 +247,7 @@
     <w:r>
       <w:tab/>
       <w:tab/>
-      <w:t>2026-07-29</w:t>
+      <w:t>2026-07-30</w:t>
       <w:br/>
       <w:br/>
     </w:r>

--- a/tillsyn/A 30000-2026 tillsynsbegäran.docx
+++ b/tillsyn/A 30000-2026 tillsynsbegäran.docx
@@ -247,7 +247,7 @@
     <w:r>
       <w:tab/>
       <w:tab/>
-      <w:t>2026-07-30</w:t>
+      <w:t>2026-07-31</w:t>
       <w:br/>
       <w:br/>
     </w:r>

--- a/tillsyn/A 30000-2026 tillsynsbegäran.docx
+++ b/tillsyn/A 30000-2026 tillsynsbegäran.docx
@@ -247,7 +247,7 @@
     <w:r>
       <w:tab/>
       <w:tab/>
-      <w:t>2026-07-31</w:t>
+      <w:t>2026-08-01</w:t>
       <w:br/>
       <w:br/>
     </w:r>

--- a/tillsyn/A 30000-2026 tillsynsbegäran.docx
+++ b/tillsyn/A 30000-2026 tillsynsbegäran.docx
@@ -247,7 +247,7 @@
     <w:r>
       <w:tab/>
       <w:tab/>
-      <w:t>2026-08-01</w:t>
+      <w:t>2026-08-02</w:t>
       <w:br/>
       <w:br/>
     </w:r>

--- a/tillsyn/A 30000-2026 tillsynsbegäran.docx
+++ b/tillsyn/A 30000-2026 tillsynsbegäran.docx
@@ -247,7 +247,7 @@
     <w:r>
       <w:tab/>
       <w:tab/>
-      <w:t>2026-08-02</w:t>
+      <w:t>2026-08-03</w:t>
       <w:br/>
       <w:br/>
     </w:r>

--- a/tillsyn/A 30000-2026 tillsynsbegäran.docx
+++ b/tillsyn/A 30000-2026 tillsynsbegäran.docx
@@ -247,7 +247,7 @@
     <w:r>
       <w:tab/>
       <w:tab/>
-      <w:t>2026-08-03</w:t>
+      <w:t>2026-08-05</w:t>
       <w:br/>
       <w:br/>
     </w:r>

--- a/tillsyn/A 30000-2026 tillsynsbegäran.docx
+++ b/tillsyn/A 30000-2026 tillsynsbegäran.docx
@@ -247,7 +247,7 @@
     <w:r>
       <w:tab/>
       <w:tab/>
-      <w:t>2026-08-05</w:t>
+      <w:t>2026-08-07</w:t>
       <w:br/>
       <w:br/>
     </w:r>

--- a/tillsyn/A 30000-2026 tillsynsbegäran.docx
+++ b/tillsyn/A 30000-2026 tillsynsbegäran.docx
@@ -247,7 +247,7 @@
     <w:r>
       <w:tab/>
       <w:tab/>
-      <w:t>2026-08-07</w:t>
+      <w:t>2026-08-08</w:t>
       <w:br/>
       <w:br/>
     </w:r>

--- a/tillsyn/A 30000-2026 tillsynsbegäran.docx
+++ b/tillsyn/A 30000-2026 tillsynsbegäran.docx
@@ -60,7 +60,7 @@
         <w:spacing w:after="240"/>
       </w:pPr>
       <w:r>
-        <w:t>Figur 1. Fyndplatser för naturvårdsarter inom 20 meter från avverkningsanmälan. Markörer utan svart kant är placerade på fyndplatsen. Markörer med svart kant är placerade vid sidan av fyndplatsen har ett svart streck som visar fyndplatsens exakta position. Kartans mittpunktskoordinat är N 6232617, E 450335 i SWEREF 99 TM.</w:t>
+        <w:t>Figur 1. Fyndplatser för naturvårdsarter inom 20 meter från avverkningsanmälan. Markörer utan svart kant är placerade på fyndplatsen. Markörer med svart kant är placerade vid sidan av fyndplatsen och har ett svart streck som visar fyndplatsens exakta position. Kartans mittpunktskoordinat är N 6232617, E 450335 i SWEREF 99 TM.</w:t>
       </w:r>
     </w:p>
     <w:p>
@@ -247,7 +247,7 @@
     <w:r>
       <w:tab/>
       <w:tab/>
-      <w:t>2026-08-14</w:t>
+      <w:t>2026-08-15</w:t>
       <w:br/>
       <w:br/>
     </w:r>

--- a/tillsyn/A 30000-2026 tillsynsbegäran.docx
+++ b/tillsyn/A 30000-2026 tillsynsbegäran.docx
@@ -247,7 +247,7 @@
     <w:r>
       <w:tab/>
       <w:tab/>
-      <w:t>2026-08-15</w:t>
+      <w:t>2026-08-16</w:t>
       <w:br/>
       <w:br/>
     </w:r>

--- a/tillsyn/A 30000-2026 tillsynsbegäran.docx
+++ b/tillsyn/A 30000-2026 tillsynsbegäran.docx
@@ -247,7 +247,7 @@
     <w:r>
       <w:tab/>
       <w:tab/>
-      <w:t>2026-08-16</w:t>
+      <w:t>2026-08-17</w:t>
       <w:br/>
       <w:br/>
     </w:r>

--- a/tillsyn/A 30000-2026 tillsynsbegäran.docx
+++ b/tillsyn/A 30000-2026 tillsynsbegäran.docx
@@ -247,7 +247,7 @@
     <w:r>
       <w:tab/>
       <w:tab/>
-      <w:t>2026-08-17</w:t>
+      <w:t>2026-08-18</w:t>
       <w:br/>
       <w:br/>
     </w:r>

--- a/tillsyn/A 30000-2026 tillsynsbegäran.docx
+++ b/tillsyn/A 30000-2026 tillsynsbegäran.docx
@@ -247,7 +247,7 @@
     <w:r>
       <w:tab/>
       <w:tab/>
-      <w:t>2026-08-18</w:t>
+      <w:t>2026-08-19</w:t>
       <w:br/>
       <w:br/>
     </w:r>

--- a/tillsyn/A 30000-2026 tillsynsbegäran.docx
+++ b/tillsyn/A 30000-2026 tillsynsbegäran.docx
@@ -247,7 +247,7 @@
     <w:r>
       <w:tab/>
       <w:tab/>
-      <w:t>2026-08-19</w:t>
+      <w:t>2026-08-20</w:t>
       <w:br/>
       <w:br/>
     </w:r>

--- a/tillsyn/A 30000-2026 tillsynsbegäran.docx
+++ b/tillsyn/A 30000-2026 tillsynsbegäran.docx
@@ -247,7 +247,7 @@
     <w:r>
       <w:tab/>
       <w:tab/>
-      <w:t>2026-08-20</w:t>
+      <w:t>2026-08-21</w:t>
       <w:br/>
       <w:br/>
     </w:r>

--- a/tillsyn/A 30000-2026 tillsynsbegäran.docx
+++ b/tillsyn/A 30000-2026 tillsynsbegäran.docx
@@ -247,7 +247,7 @@
     <w:r>
       <w:tab/>
       <w:tab/>
-      <w:t>2026-08-21</w:t>
+      <w:t>2026-08-22</w:t>
       <w:br/>
       <w:br/>
     </w:r>

--- a/tillsyn/A 30000-2026 tillsynsbegäran.docx
+++ b/tillsyn/A 30000-2026 tillsynsbegäran.docx
@@ -247,7 +247,7 @@
     <w:r>
       <w:tab/>
       <w:tab/>
-      <w:t>2026-08-22</w:t>
+      <w:t>2026-08-23</w:t>
       <w:br/>
       <w:br/>
     </w:r>

--- a/tillsyn/A 30000-2026 tillsynsbegäran.docx
+++ b/tillsyn/A 30000-2026 tillsynsbegäran.docx
@@ -247,7 +247,7 @@
     <w:r>
       <w:tab/>
       <w:tab/>
-      <w:t>2026-08-23</w:t>
+      <w:t>2026-08-24</w:t>
       <w:br/>
       <w:br/>
     </w:r>

--- a/tillsyn/A 30000-2026 tillsynsbegäran.docx
+++ b/tillsyn/A 30000-2026 tillsynsbegäran.docx
@@ -247,7 +247,7 @@
     <w:r>
       <w:tab/>
       <w:tab/>
-      <w:t>2026-08-24</w:t>
+      <w:t>2026-08-25</w:t>
       <w:br/>
       <w:br/>
     </w:r>

--- a/tillsyn/A 30000-2026 tillsynsbegäran.docx
+++ b/tillsyn/A 30000-2026 tillsynsbegäran.docx
@@ -247,7 +247,7 @@
     <w:r>
       <w:tab/>
       <w:tab/>
-      <w:t>2026-08-25</w:t>
+      <w:t>2026-08-26</w:t>
       <w:br/>
       <w:br/>
     </w:r>

--- a/tillsyn/A 30000-2026 tillsynsbegäran.docx
+++ b/tillsyn/A 30000-2026 tillsynsbegäran.docx
@@ -247,7 +247,7 @@
     <w:r>
       <w:tab/>
       <w:tab/>
-      <w:t>2026-08-26</w:t>
+      <w:t>2026-08-27</w:t>
       <w:br/>
       <w:br/>
     </w:r>

--- a/tillsyn/A 30000-2026 tillsynsbegäran.docx
+++ b/tillsyn/A 30000-2026 tillsynsbegäran.docx
@@ -247,7 +247,7 @@
     <w:r>
       <w:tab/>
       <w:tab/>
-      <w:t>2026-08-27</w:t>
+      <w:t>2026-08-28</w:t>
       <w:br/>
       <w:br/>
     </w:r>

--- a/tillsyn/A 30000-2026 tillsynsbegäran.docx
+++ b/tillsyn/A 30000-2026 tillsynsbegäran.docx
@@ -247,7 +247,7 @@
     <w:r>
       <w:tab/>
       <w:tab/>
-      <w:t>2026-08-28</w:t>
+      <w:t>2026-08-29</w:t>
       <w:br/>
       <w:br/>
     </w:r>

--- a/tillsyn/A 30000-2026 tillsynsbegäran.docx
+++ b/tillsyn/A 30000-2026 tillsynsbegäran.docx
@@ -247,7 +247,7 @@
     <w:r>
       <w:tab/>
       <w:tab/>
-      <w:t>2026-08-29</w:t>
+      <w:t>2026-08-31</w:t>
       <w:br/>
       <w:br/>
     </w:r>

--- a/tillsyn/A 30000-2026 tillsynsbegäran.docx
+++ b/tillsyn/A 30000-2026 tillsynsbegäran.docx
@@ -247,7 +247,7 @@
     <w:r>
       <w:tab/>
       <w:tab/>
-      <w:t>2026-08-31</w:t>
+      <w:t>2026-09-01</w:t>
       <w:br/>
       <w:br/>
     </w:r>

--- a/tillsyn/A 30000-2026 tillsynsbegäran.docx
+++ b/tillsyn/A 30000-2026 tillsynsbegäran.docx
@@ -247,7 +247,7 @@
     <w:r>
       <w:tab/>
       <w:tab/>
-      <w:t>2026-09-01</w:t>
+      <w:t>2026-09-02</w:t>
       <w:br/>
       <w:br/>
     </w:r>

--- a/tillsyn/A 30000-2026 tillsynsbegäran.docx
+++ b/tillsyn/A 30000-2026 tillsynsbegäran.docx
@@ -247,7 +247,7 @@
     <w:r>
       <w:tab/>
       <w:tab/>
-      <w:t>2026-09-02</w:t>
+      <w:t>2026-09-03</w:t>
       <w:br/>
       <w:br/>
     </w:r>

--- a/tillsyn/A 30000-2026 tillsynsbegäran.docx
+++ b/tillsyn/A 30000-2026 tillsynsbegäran.docx
@@ -247,7 +247,7 @@
     <w:r>
       <w:tab/>
       <w:tab/>
-      <w:t>2026-09-03</w:t>
+      <w:t>2026-09-04</w:t>
       <w:br/>
       <w:br/>
     </w:r>

--- a/tillsyn/A 30000-2026 tillsynsbegäran.docx
+++ b/tillsyn/A 30000-2026 tillsynsbegäran.docx
@@ -247,7 +247,7 @@
     <w:r>
       <w:tab/>
       <w:tab/>
-      <w:t>2026-09-04</w:t>
+      <w:t>2026-09-05</w:t>
       <w:br/>
       <w:br/>
     </w:r>

--- a/tillsyn/A 30000-2026 tillsynsbegäran.docx
+++ b/tillsyn/A 30000-2026 tillsynsbegäran.docx
@@ -247,7 +247,7 @@
     <w:r>
       <w:tab/>
       <w:tab/>
-      <w:t>2026-09-05</w:t>
+      <w:t>2026-09-06</w:t>
       <w:br/>
       <w:br/>
     </w:r>

--- a/tillsyn/A 30000-2026 tillsynsbegäran.docx
+++ b/tillsyn/A 30000-2026 tillsynsbegäran.docx
@@ -247,7 +247,7 @@
     <w:r>
       <w:tab/>
       <w:tab/>
-      <w:t>2026-09-06</w:t>
+      <w:t>2026-09-07</w:t>
       <w:br/>
       <w:br/>
     </w:r>

--- a/tillsyn/A 30000-2026 tillsynsbegäran.docx
+++ b/tillsyn/A 30000-2026 tillsynsbegäran.docx
@@ -247,7 +247,7 @@
     <w:r>
       <w:tab/>
       <w:tab/>
-      <w:t>2026-09-07</w:t>
+      <w:t>2026-09-08</w:t>
       <w:br/>
       <w:br/>
     </w:r>

--- a/tillsyn/A 30000-2026 tillsynsbegäran.docx
+++ b/tillsyn/A 30000-2026 tillsynsbegäran.docx
@@ -247,7 +247,7 @@
     <w:r>
       <w:tab/>
       <w:tab/>
-      <w:t>2026-09-08</w:t>
+      <w:t>2026-09-09</w:t>
       <w:br/>
       <w:br/>
     </w:r>

--- a/tillsyn/A 30000-2026 tillsynsbegäran.docx
+++ b/tillsyn/A 30000-2026 tillsynsbegäran.docx
@@ -22,7 +22,7 @@
       <w:r>
         <w:drawing>
           <wp:inline xmlns:a="http://schemas.openxmlformats.org/drawingml/2006/main" xmlns:pic="http://schemas.openxmlformats.org/drawingml/2006/picture">
-            <wp:extent cx="5486400" cy="4413630"/>
+            <wp:extent cx="5486400" cy="4532407"/>
             <wp:docPr id="1" name="Picture 1"/>
             <wp:cNvGraphicFramePr>
               <a:graphicFrameLocks noChangeAspect="1"/>
@@ -43,7 +43,7 @@
                   <pic:spPr>
                     <a:xfrm>
                       <a:off x="0" y="0"/>
-                      <a:ext cx="5486400" cy="4413630"/>
+                      <a:ext cx="5486400" cy="4532407"/>
                     </a:xfrm>
                     <a:prstGeom prst="rect"/>
                   </pic:spPr>
@@ -60,12 +60,12 @@
         <w:spacing w:after="240"/>
       </w:pPr>
       <w:r>
-        <w:t>Figur 1. Fyndplatser för naturvårdsarter inom 20 meter från avverkningsanmälan. Markörer utan svart kant är placerade på fyndplatsen. Markörer med svart kant är placerade vid sidan av fyndplatsen och har ett svart streck som visar fyndplatsens exakta position. Kartans mittpunktskoordinat är N 6232617, E 450335 i SWEREF 99 TM.</w:t>
+        <w:t>Figur 1. Fyndplatser för naturvårdsarter i och inom 20 meter från avverkningsanmälan. Markörer utan svart kant är placerade på fyndplatsen. Markörer med svart kant är placerade vid sidan av fyndplatsen och har ett svart streck som visar fyndplatsens exakta position. Kartans mittpunktskoordinat är N 6232617, E 450335 i SWEREF 99 TM.</w:t>
       </w:r>
     </w:p>
     <w:p>
       <w:r>
-        <w:t>Inom 20 meter från avverkningsanmälan finns fynd av 2 naturvårdsarter, varav 1 är rödlistad, 1 är typisk (T) och 1 är signalart (S): skogsalm (EN) och tibast (S, T). Se Figur 1.</w:t>
+        <w:t>I och inom 20 meter från avverkningsanmälan finns fynd av 3 naturvårdsarter, varav 2 är rödlistade, 1 är typisk (T) och 1 är signalart (S): skogsalm (EN), svart skogssnigel (NT) och tibast (S, T). Se Figur 1.</w:t>
       </w:r>
     </w:p>
     <w:p>
@@ -247,7 +247,7 @@
     <w:r>
       <w:tab/>
       <w:tab/>
-      <w:t>2026-09-09</w:t>
+      <w:t>2026-09-10</w:t>
       <w:br/>
       <w:br/>
     </w:r>

--- a/tillsyn/A 30000-2026 tillsynsbegäran.docx
+++ b/tillsyn/A 30000-2026 tillsynsbegäran.docx
@@ -247,7 +247,7 @@
     <w:r>
       <w:tab/>
       <w:tab/>
-      <w:t>2026-09-10</w:t>
+      <w:t>2026-09-11</w:t>
       <w:br/>
       <w:br/>
     </w:r>

--- a/tillsyn/A 30000-2026 tillsynsbegäran.docx
+++ b/tillsyn/A 30000-2026 tillsynsbegäran.docx
@@ -247,7 +247,7 @@
     <w:r>
       <w:tab/>
       <w:tab/>
-      <w:t>2026-09-11</w:t>
+      <w:t>2026-09-12</w:t>
       <w:br/>
       <w:br/>
     </w:r>

--- a/tillsyn/A 30000-2026 tillsynsbegäran.docx
+++ b/tillsyn/A 30000-2026 tillsynsbegäran.docx
@@ -247,7 +247,7 @@
     <w:r>
       <w:tab/>
       <w:tab/>
-      <w:t>2026-09-12</w:t>
+      <w:t>2026-09-13</w:t>
       <w:br/>
       <w:br/>
     </w:r>
